--- a/файлы/effective-region-plan.docx
+++ b/файлы/effective-region-plan.docx
@@ -122,12 +122,6 @@
         </w:trPr>
         <w:tc>
           <w:tcPr>
-            <w:tcBorders>
-              <w:top w:val="none" w:color="000000" w:sz="4" w:space="0"/>
-              <w:left w:val="none" w:color="000000" w:sz="4" w:space="0"/>
-              <w:bottom w:val="none" w:color="000000" w:sz="4" w:space="0"/>
-              <w:right w:val="none" w:color="000000" w:sz="4" w:space="0"/>
-            </w:tcBorders>
             <w:tcMar>
               <w:left w:w="0" w:type="dxa"/>
               <w:top w:w="0" w:type="dxa"/>
@@ -138,6 +132,12 @@
             <w:vAlign w:val="top"/>
             <w:noWrap w:val="false"/>
             <w:textDirection w:val="lrTb"/>
+            <w:tcBorders>
+              <w:top w:val="nil" w:sz="4" w:color="606060"/>
+              <w:left w:val="nil" w:sz="4" w:color="606060"/>
+              <w:bottom w:val="nil" w:sz="4" w:color="606060"/>
+              <w:right w:val="nil" w:sz="4" w:color="606060"/>
+            </w:tcBorders>
           </w:tcPr>
           <w:p>
             <w:pPr>
@@ -187,7 +187,7 @@
           <w:i/>
           <w:sz w:val="20"/>
         </w:rPr>
-        <w:t>Рабочий экземпляр от 26.10.2026. Мероприятия, исполнители и плановые сроки перенесены со слайда 6 направленной презентации. Даты задним числом не изменялись.</w:t>
+        <w:t>Экземпляр от 26.10.2026. Данные подтверждены руководителем проекта. Мероприятия, исполнители и плановые сроки перенесены со слайда 6 направленной презентации. Даты задним числом не изменялись.</w:t>
       </w:r>
     </w:p>
     <w:tbl>
@@ -223,12 +223,6 @@
         <w:tc>
           <w:tcPr>
             <w:shd w:val="clear" w:color="ffffff" w:fill="ffffff"/>
-            <w:tcBorders>
-              <w:top w:val="single" w:color="000000" w:sz="8" w:space="0"/>
-              <w:left w:val="single" w:color="000000" w:sz="8" w:space="0"/>
-              <w:bottom w:val="single" w:color="000000" w:sz="8" w:space="0"/>
-              <w:right w:val="single" w:color="000000" w:sz="8" w:space="0"/>
-            </w:tcBorders>
             <w:tcMar>
               <w:left w:w="108" w:type="dxa"/>
               <w:top w:w="0" w:type="dxa"/>
@@ -239,6 +233,12 @@
             <w:vAlign w:val="top"/>
             <w:noWrap w:val="false"/>
             <w:textDirection w:val="lrTb"/>
+            <w:tcBorders>
+              <w:top w:val="single" w:sz="4" w:color="606060"/>
+              <w:left w:val="single" w:sz="4" w:color="606060"/>
+              <w:bottom w:val="single" w:sz="4" w:color="606060"/>
+              <w:right w:val="single" w:sz="4" w:color="606060"/>
+            </w:tcBorders>
             <w:shd w:fill="EAEAEA"/>
           </w:tcPr>
           <w:p>
@@ -303,12 +303,6 @@
         <w:tc>
           <w:tcPr>
             <w:shd w:val="clear" w:color="ffffff" w:fill="ffffff"/>
-            <w:tcBorders>
-              <w:top w:val="single" w:color="000000" w:sz="8" w:space="0"/>
-              <w:left w:val="none" w:color="000000" w:sz="4" w:space="0"/>
-              <w:bottom w:val="single" w:color="000000" w:sz="8" w:space="0"/>
-              <w:right w:val="single" w:color="000000" w:sz="8" w:space="0"/>
-            </w:tcBorders>
             <w:tcMar>
               <w:left w:w="108" w:type="dxa"/>
               <w:top w:w="0" w:type="dxa"/>
@@ -319,6 +313,12 @@
             <w:vAlign w:val="top"/>
             <w:noWrap w:val="false"/>
             <w:textDirection w:val="lrTb"/>
+            <w:tcBorders>
+              <w:top w:val="single" w:sz="4" w:color="606060"/>
+              <w:left w:val="single" w:sz="4" w:color="606060"/>
+              <w:bottom w:val="single" w:sz="4" w:color="606060"/>
+              <w:right w:val="single" w:sz="4" w:color="606060"/>
+            </w:tcBorders>
             <w:shd w:fill="EAEAEA"/>
           </w:tcPr>
           <w:p>
@@ -355,12 +355,6 @@
         <w:tc>
           <w:tcPr>
             <w:shd w:val="clear" w:color="ffffff" w:fill="ffffff"/>
-            <w:tcBorders>
-              <w:top w:val="single" w:color="000000" w:sz="8" w:space="0"/>
-              <w:left w:val="none" w:color="000000" w:sz="4" w:space="0"/>
-              <w:bottom w:val="single" w:color="000000" w:sz="8" w:space="0"/>
-              <w:right w:val="single" w:color="000000" w:sz="8" w:space="0"/>
-            </w:tcBorders>
             <w:tcMar>
               <w:left w:w="108" w:type="dxa"/>
               <w:top w:w="0" w:type="dxa"/>
@@ -371,6 +365,12 @@
             <w:vAlign w:val="top"/>
             <w:noWrap w:val="false"/>
             <w:textDirection w:val="lrTb"/>
+            <w:tcBorders>
+              <w:top w:val="single" w:sz="4" w:color="606060"/>
+              <w:left w:val="single" w:sz="4" w:color="606060"/>
+              <w:bottom w:val="single" w:sz="4" w:color="606060"/>
+              <w:right w:val="single" w:sz="4" w:color="606060"/>
+            </w:tcBorders>
             <w:shd w:fill="EAEAEA"/>
           </w:tcPr>
           <w:p>
@@ -407,12 +407,6 @@
         <w:tc>
           <w:tcPr>
             <w:shd w:val="clear" w:color="ffffff" w:fill="ffffff"/>
-            <w:tcBorders>
-              <w:top w:val="single" w:color="000000" w:sz="8" w:space="0"/>
-              <w:left w:val="none" w:color="000000" w:sz="4" w:space="0"/>
-              <w:bottom w:val="single" w:color="000000" w:sz="8" w:space="0"/>
-              <w:right w:val="single" w:color="000000" w:sz="8" w:space="0"/>
-            </w:tcBorders>
             <w:tcMar>
               <w:left w:w="108" w:type="dxa"/>
               <w:top w:w="0" w:type="dxa"/>
@@ -423,6 +417,12 @@
             <w:vAlign w:val="top"/>
             <w:noWrap w:val="false"/>
             <w:textDirection w:val="lrTb"/>
+            <w:tcBorders>
+              <w:top w:val="single" w:sz="4" w:color="606060"/>
+              <w:left w:val="single" w:sz="4" w:color="606060"/>
+              <w:bottom w:val="single" w:sz="4" w:color="606060"/>
+              <w:right w:val="single" w:sz="4" w:color="606060"/>
+            </w:tcBorders>
             <w:shd w:fill="EAEAEA"/>
           </w:tcPr>
           <w:p>
@@ -459,12 +459,6 @@
         <w:tc>
           <w:tcPr>
             <w:shd w:val="clear" w:color="ffffff" w:fill="ffffff"/>
-            <w:tcBorders>
-              <w:top w:val="single" w:color="000000" w:sz="8" w:space="0"/>
-              <w:left w:val="none" w:color="000000" w:sz="4" w:space="0"/>
-              <w:bottom w:val="single" w:color="000000" w:sz="8" w:space="0"/>
-              <w:right w:val="single" w:color="000000" w:sz="8" w:space="0"/>
-            </w:tcBorders>
             <w:tcMar>
               <w:left w:w="108" w:type="dxa"/>
               <w:top w:w="0" w:type="dxa"/>
@@ -475,6 +469,12 @@
             <w:vAlign w:val="top"/>
             <w:noWrap w:val="false"/>
             <w:textDirection w:val="lrTb"/>
+            <w:tcBorders>
+              <w:top w:val="single" w:sz="4" w:color="606060"/>
+              <w:left w:val="single" w:sz="4" w:color="606060"/>
+              <w:bottom w:val="single" w:sz="4" w:color="606060"/>
+              <w:right w:val="single" w:sz="4" w:color="606060"/>
+            </w:tcBorders>
             <w:shd w:fill="EAEAEA"/>
           </w:tcPr>
           <w:p>
@@ -516,12 +516,6 @@
         </w:trPr>
         <w:tc>
           <w:tcPr>
-            <w:tcBorders>
-              <w:top w:val="none" w:color="000000" w:sz="4" w:space="0"/>
-              <w:left w:val="single" w:color="000000" w:sz="8" w:space="0"/>
-              <w:bottom w:val="single" w:color="000000" w:sz="8" w:space="0"/>
-              <w:right w:val="single" w:color="000000" w:sz="8" w:space="0"/>
-            </w:tcBorders>
             <w:tcMar>
               <w:left w:w="108" w:type="dxa"/>
               <w:top w:w="0" w:type="dxa"/>
@@ -532,6 +526,12 @@
             <w:vAlign w:val="top"/>
             <w:noWrap w:val="false"/>
             <w:textDirection w:val="lrTb"/>
+            <w:tcBorders>
+              <w:top w:val="single" w:sz="4" w:color="606060"/>
+              <w:left w:val="single" w:sz="4" w:color="606060"/>
+              <w:bottom w:val="single" w:sz="4" w:color="606060"/>
+              <w:right w:val="single" w:sz="4" w:color="606060"/>
+            </w:tcBorders>
           </w:tcPr>
           <w:p>
             <w:pPr>
@@ -549,12 +549,6 @@
         </w:tc>
         <w:tc>
           <w:tcPr>
-            <w:tcBorders>
-              <w:top w:val="none" w:color="000000" w:sz="4" w:space="0"/>
-              <w:left w:val="none" w:color="000000" w:sz="4" w:space="0"/>
-              <w:bottom w:val="single" w:color="000000" w:sz="8" w:space="0"/>
-              <w:right w:val="single" w:color="000000" w:sz="8" w:space="0"/>
-            </w:tcBorders>
             <w:tcMar>
               <w:left w:w="108" w:type="dxa"/>
               <w:top w:w="0" w:type="dxa"/>
@@ -565,6 +559,12 @@
             <w:vAlign w:val="top"/>
             <w:noWrap w:val="false"/>
             <w:textDirection w:val="lrTb"/>
+            <w:tcBorders>
+              <w:top w:val="single" w:sz="4" w:color="606060"/>
+              <w:left w:val="single" w:sz="4" w:color="606060"/>
+              <w:bottom w:val="single" w:sz="4" w:color="606060"/>
+              <w:right w:val="single" w:sz="4" w:color="606060"/>
+            </w:tcBorders>
           </w:tcPr>
           <w:p>
             <w:pPr>
@@ -582,12 +582,6 @@
         </w:tc>
         <w:tc>
           <w:tcPr>
-            <w:tcBorders>
-              <w:top w:val="none" w:color="000000" w:sz="4" w:space="0"/>
-              <w:left w:val="none" w:color="000000" w:sz="4" w:space="0"/>
-              <w:bottom w:val="single" w:color="000000" w:sz="8" w:space="0"/>
-              <w:right w:val="single" w:color="000000" w:sz="8" w:space="0"/>
-            </w:tcBorders>
             <w:tcMar>
               <w:left w:w="108" w:type="dxa"/>
               <w:top w:w="0" w:type="dxa"/>
@@ -598,6 +592,12 @@
             <w:vAlign w:val="top"/>
             <w:noWrap w:val="false"/>
             <w:textDirection w:val="lrTb"/>
+            <w:tcBorders>
+              <w:top w:val="single" w:sz="4" w:color="606060"/>
+              <w:left w:val="single" w:sz="4" w:color="606060"/>
+              <w:bottom w:val="single" w:sz="4" w:color="606060"/>
+              <w:right w:val="single" w:sz="4" w:color="606060"/>
+            </w:tcBorders>
           </w:tcPr>
           <w:p>
             <w:pPr>
@@ -615,12 +615,6 @@
         </w:tc>
         <w:tc>
           <w:tcPr>
-            <w:tcBorders>
-              <w:top w:val="none" w:color="000000" w:sz="4" w:space="0"/>
-              <w:left w:val="none" w:color="000000" w:sz="4" w:space="0"/>
-              <w:bottom w:val="single" w:color="000000" w:sz="8" w:space="0"/>
-              <w:right w:val="single" w:color="000000" w:sz="8" w:space="0"/>
-            </w:tcBorders>
             <w:tcMar>
               <w:left w:w="108" w:type="dxa"/>
               <w:top w:w="0" w:type="dxa"/>
@@ -631,6 +625,12 @@
             <w:vAlign w:val="top"/>
             <w:noWrap w:val="false"/>
             <w:textDirection w:val="lrTb"/>
+            <w:tcBorders>
+              <w:top w:val="single" w:sz="4" w:color="606060"/>
+              <w:left w:val="single" w:sz="4" w:color="606060"/>
+              <w:bottom w:val="single" w:sz="4" w:color="606060"/>
+              <w:right w:val="single" w:sz="4" w:color="606060"/>
+            </w:tcBorders>
           </w:tcPr>
           <w:p>
             <w:pPr>
@@ -650,12 +650,6 @@
         </w:tc>
         <w:tc>
           <w:tcPr>
-            <w:tcBorders>
-              <w:top w:val="none" w:color="000000" w:sz="4" w:space="0"/>
-              <w:left w:val="none" w:color="000000" w:sz="4" w:space="0"/>
-              <w:bottom w:val="single" w:color="000000" w:sz="8" w:space="0"/>
-              <w:right w:val="single" w:color="000000" w:sz="8" w:space="0"/>
-            </w:tcBorders>
             <w:tcMar>
               <w:left w:w="108" w:type="dxa"/>
               <w:top w:w="0" w:type="dxa"/>
@@ -666,6 +660,12 @@
             <w:vAlign w:val="top"/>
             <w:noWrap w:val="false"/>
             <w:textDirection w:val="lrTb"/>
+            <w:tcBorders>
+              <w:top w:val="single" w:sz="4" w:color="606060"/>
+              <w:left w:val="single" w:sz="4" w:color="606060"/>
+              <w:bottom w:val="single" w:sz="4" w:color="606060"/>
+              <w:right w:val="single" w:sz="4" w:color="606060"/>
+            </w:tcBorders>
           </w:tcPr>
           <w:p>
             <w:pPr>
@@ -689,12 +689,6 @@
         </w:trPr>
         <w:tc>
           <w:tcPr>
-            <w:tcBorders>
-              <w:top w:val="none" w:color="000000" w:sz="4" w:space="0"/>
-              <w:left w:val="single" w:color="000000" w:sz="8" w:space="0"/>
-              <w:bottom w:val="single" w:color="000000" w:sz="8" w:space="0"/>
-              <w:right w:val="single" w:color="000000" w:sz="8" w:space="0"/>
-            </w:tcBorders>
             <w:tcMar>
               <w:left w:w="108" w:type="dxa"/>
               <w:top w:w="0" w:type="dxa"/>
@@ -705,6 +699,12 @@
             <w:vAlign w:val="top"/>
             <w:noWrap w:val="false"/>
             <w:textDirection w:val="lrTb"/>
+            <w:tcBorders>
+              <w:top w:val="single" w:sz="4" w:color="606060"/>
+              <w:left w:val="single" w:sz="4" w:color="606060"/>
+              <w:bottom w:val="single" w:sz="4" w:color="606060"/>
+              <w:right w:val="single" w:sz="4" w:color="606060"/>
+            </w:tcBorders>
           </w:tcPr>
           <w:p>
             <w:pPr>
@@ -722,12 +722,6 @@
         </w:tc>
         <w:tc>
           <w:tcPr>
-            <w:tcBorders>
-              <w:top w:val="none" w:color="000000" w:sz="4" w:space="0"/>
-              <w:left w:val="none" w:color="000000" w:sz="4" w:space="0"/>
-              <w:bottom w:val="single" w:color="000000" w:sz="8" w:space="0"/>
-              <w:right w:val="single" w:color="000000" w:sz="8" w:space="0"/>
-            </w:tcBorders>
             <w:tcMar>
               <w:left w:w="108" w:type="dxa"/>
               <w:top w:w="0" w:type="dxa"/>
@@ -738,6 +732,12 @@
             <w:vAlign w:val="top"/>
             <w:noWrap w:val="false"/>
             <w:textDirection w:val="lrTb"/>
+            <w:tcBorders>
+              <w:top w:val="single" w:sz="4" w:color="606060"/>
+              <w:left w:val="single" w:sz="4" w:color="606060"/>
+              <w:bottom w:val="single" w:sz="4" w:color="606060"/>
+              <w:right w:val="single" w:sz="4" w:color="606060"/>
+            </w:tcBorders>
           </w:tcPr>
           <w:p>
             <w:pPr>
@@ -755,12 +755,6 @@
         </w:tc>
         <w:tc>
           <w:tcPr>
-            <w:tcBorders>
-              <w:top w:val="none" w:color="000000" w:sz="4" w:space="0"/>
-              <w:left w:val="none" w:color="000000" w:sz="4" w:space="0"/>
-              <w:bottom w:val="single" w:color="000000" w:sz="8" w:space="0"/>
-              <w:right w:val="single" w:color="000000" w:sz="8" w:space="0"/>
-            </w:tcBorders>
             <w:tcMar>
               <w:left w:w="108" w:type="dxa"/>
               <w:top w:w="0" w:type="dxa"/>
@@ -771,6 +765,12 @@
             <w:vAlign w:val="top"/>
             <w:noWrap w:val="false"/>
             <w:textDirection w:val="lrTb"/>
+            <w:tcBorders>
+              <w:top w:val="single" w:sz="4" w:color="606060"/>
+              <w:left w:val="single" w:sz="4" w:color="606060"/>
+              <w:bottom w:val="single" w:sz="4" w:color="606060"/>
+              <w:right w:val="single" w:sz="4" w:color="606060"/>
+            </w:tcBorders>
           </w:tcPr>
           <w:p>
             <w:pPr>
@@ -788,12 +788,6 @@
         </w:tc>
         <w:tc>
           <w:tcPr>
-            <w:tcBorders>
-              <w:top w:val="none" w:color="000000" w:sz="4" w:space="0"/>
-              <w:left w:val="none" w:color="000000" w:sz="4" w:space="0"/>
-              <w:bottom w:val="single" w:color="000000" w:sz="8" w:space="0"/>
-              <w:right w:val="single" w:color="000000" w:sz="8" w:space="0"/>
-            </w:tcBorders>
             <w:tcMar>
               <w:left w:w="108" w:type="dxa"/>
               <w:top w:w="0" w:type="dxa"/>
@@ -804,6 +798,12 @@
             <w:vAlign w:val="top"/>
             <w:noWrap w:val="false"/>
             <w:textDirection w:val="lrTb"/>
+            <w:tcBorders>
+              <w:top w:val="single" w:sz="4" w:color="606060"/>
+              <w:left w:val="single" w:sz="4" w:color="606060"/>
+              <w:bottom w:val="single" w:sz="4" w:color="606060"/>
+              <w:right w:val="single" w:sz="4" w:color="606060"/>
+            </w:tcBorders>
           </w:tcPr>
           <w:p>
             <w:pPr>
@@ -823,12 +823,6 @@
         </w:tc>
         <w:tc>
           <w:tcPr>
-            <w:tcBorders>
-              <w:top w:val="none" w:color="000000" w:sz="4" w:space="0"/>
-              <w:left w:val="none" w:color="000000" w:sz="4" w:space="0"/>
-              <w:bottom w:val="single" w:color="000000" w:sz="8" w:space="0"/>
-              <w:right w:val="single" w:color="000000" w:sz="8" w:space="0"/>
-            </w:tcBorders>
             <w:tcMar>
               <w:left w:w="108" w:type="dxa"/>
               <w:top w:w="0" w:type="dxa"/>
@@ -839,6 +833,12 @@
             <w:vAlign w:val="top"/>
             <w:noWrap w:val="false"/>
             <w:textDirection w:val="lrTb"/>
+            <w:tcBorders>
+              <w:top w:val="single" w:sz="4" w:color="606060"/>
+              <w:left w:val="single" w:sz="4" w:color="606060"/>
+              <w:bottom w:val="single" w:sz="4" w:color="606060"/>
+              <w:right w:val="single" w:sz="4" w:color="606060"/>
+            </w:tcBorders>
           </w:tcPr>
           <w:p>
             <w:pPr>
@@ -862,12 +862,6 @@
         </w:trPr>
         <w:tc>
           <w:tcPr>
-            <w:tcBorders>
-              <w:top w:val="none" w:color="000000" w:sz="4" w:space="0"/>
-              <w:left w:val="single" w:color="000000" w:sz="8" w:space="0"/>
-              <w:bottom w:val="single" w:color="000000" w:sz="8" w:space="0"/>
-              <w:right w:val="single" w:color="000000" w:sz="8" w:space="0"/>
-            </w:tcBorders>
             <w:tcMar>
               <w:left w:w="108" w:type="dxa"/>
               <w:top w:w="0" w:type="dxa"/>
@@ -878,6 +872,12 @@
             <w:vAlign w:val="top"/>
             <w:noWrap w:val="false"/>
             <w:textDirection w:val="lrTb"/>
+            <w:tcBorders>
+              <w:top w:val="single" w:sz="4" w:color="606060"/>
+              <w:left w:val="single" w:sz="4" w:color="606060"/>
+              <w:bottom w:val="single" w:sz="4" w:color="606060"/>
+              <w:right w:val="single" w:sz="4" w:color="606060"/>
+            </w:tcBorders>
           </w:tcPr>
           <w:p>
             <w:pPr>
@@ -895,12 +895,6 @@
         </w:tc>
         <w:tc>
           <w:tcPr>
-            <w:tcBorders>
-              <w:top w:val="none" w:color="000000" w:sz="4" w:space="0"/>
-              <w:left w:val="none" w:color="000000" w:sz="4" w:space="0"/>
-              <w:bottom w:val="single" w:color="000000" w:sz="8" w:space="0"/>
-              <w:right w:val="single" w:color="000000" w:sz="8" w:space="0"/>
-            </w:tcBorders>
             <w:tcMar>
               <w:left w:w="108" w:type="dxa"/>
               <w:top w:w="0" w:type="dxa"/>
@@ -911,6 +905,12 @@
             <w:vAlign w:val="top"/>
             <w:noWrap w:val="false"/>
             <w:textDirection w:val="lrTb"/>
+            <w:tcBorders>
+              <w:top w:val="single" w:sz="4" w:color="606060"/>
+              <w:left w:val="single" w:sz="4" w:color="606060"/>
+              <w:bottom w:val="single" w:sz="4" w:color="606060"/>
+              <w:right w:val="single" w:sz="4" w:color="606060"/>
+            </w:tcBorders>
           </w:tcPr>
           <w:p>
             <w:pPr>
@@ -928,12 +928,6 @@
         </w:tc>
         <w:tc>
           <w:tcPr>
-            <w:tcBorders>
-              <w:top w:val="none" w:color="000000" w:sz="4" w:space="0"/>
-              <w:left w:val="none" w:color="000000" w:sz="4" w:space="0"/>
-              <w:bottom w:val="single" w:color="000000" w:sz="8" w:space="0"/>
-              <w:right w:val="single" w:color="000000" w:sz="8" w:space="0"/>
-            </w:tcBorders>
             <w:tcMar>
               <w:left w:w="108" w:type="dxa"/>
               <w:top w:w="0" w:type="dxa"/>
@@ -944,6 +938,12 @@
             <w:vAlign w:val="top"/>
             <w:noWrap w:val="false"/>
             <w:textDirection w:val="lrTb"/>
+            <w:tcBorders>
+              <w:top w:val="single" w:sz="4" w:color="606060"/>
+              <w:left w:val="single" w:sz="4" w:color="606060"/>
+              <w:bottom w:val="single" w:sz="4" w:color="606060"/>
+              <w:right w:val="single" w:sz="4" w:color="606060"/>
+            </w:tcBorders>
           </w:tcPr>
           <w:p>
             <w:pPr>
@@ -961,12 +961,6 @@
         </w:tc>
         <w:tc>
           <w:tcPr>
-            <w:tcBorders>
-              <w:top w:val="none" w:color="000000" w:sz="4" w:space="0"/>
-              <w:left w:val="none" w:color="000000" w:sz="4" w:space="0"/>
-              <w:bottom w:val="single" w:color="000000" w:sz="8" w:space="0"/>
-              <w:right w:val="single" w:color="000000" w:sz="8" w:space="0"/>
-            </w:tcBorders>
             <w:tcMar>
               <w:left w:w="108" w:type="dxa"/>
               <w:top w:w="0" w:type="dxa"/>
@@ -977,6 +971,12 @@
             <w:vAlign w:val="top"/>
             <w:noWrap w:val="false"/>
             <w:textDirection w:val="lrTb"/>
+            <w:tcBorders>
+              <w:top w:val="single" w:sz="4" w:color="606060"/>
+              <w:left w:val="single" w:sz="4" w:color="606060"/>
+              <w:bottom w:val="single" w:sz="4" w:color="606060"/>
+              <w:right w:val="single" w:sz="4" w:color="606060"/>
+            </w:tcBorders>
           </w:tcPr>
           <w:p>
             <w:pPr>
@@ -996,12 +996,6 @@
         </w:tc>
         <w:tc>
           <w:tcPr>
-            <w:tcBorders>
-              <w:top w:val="none" w:color="000000" w:sz="4" w:space="0"/>
-              <w:left w:val="none" w:color="000000" w:sz="4" w:space="0"/>
-              <w:bottom w:val="single" w:color="000000" w:sz="8" w:space="0"/>
-              <w:right w:val="single" w:color="000000" w:sz="8" w:space="0"/>
-            </w:tcBorders>
             <w:tcMar>
               <w:left w:w="108" w:type="dxa"/>
               <w:top w:w="0" w:type="dxa"/>
@@ -1012,6 +1006,12 @@
             <w:vAlign w:val="top"/>
             <w:noWrap w:val="false"/>
             <w:textDirection w:val="lrTb"/>
+            <w:tcBorders>
+              <w:top w:val="single" w:sz="4" w:color="606060"/>
+              <w:left w:val="single" w:sz="4" w:color="606060"/>
+              <w:bottom w:val="single" w:sz="4" w:color="606060"/>
+              <w:right w:val="single" w:sz="4" w:color="606060"/>
+            </w:tcBorders>
           </w:tcPr>
           <w:p>
             <w:pPr>
@@ -1035,12 +1035,6 @@
         </w:trPr>
         <w:tc>
           <w:tcPr>
-            <w:tcBorders>
-              <w:top w:val="none" w:color="000000" w:sz="4" w:space="0"/>
-              <w:left w:val="single" w:color="000000" w:sz="8" w:space="0"/>
-              <w:bottom w:val="single" w:color="000000" w:sz="8" w:space="0"/>
-              <w:right w:val="single" w:color="000000" w:sz="8" w:space="0"/>
-            </w:tcBorders>
             <w:tcMar>
               <w:left w:w="108" w:type="dxa"/>
               <w:top w:w="0" w:type="dxa"/>
@@ -1051,6 +1045,12 @@
             <w:vAlign w:val="top"/>
             <w:noWrap w:val="false"/>
             <w:textDirection w:val="lrTb"/>
+            <w:tcBorders>
+              <w:top w:val="single" w:sz="4" w:color="606060"/>
+              <w:left w:val="single" w:sz="4" w:color="606060"/>
+              <w:bottom w:val="single" w:sz="4" w:color="606060"/>
+              <w:right w:val="single" w:sz="4" w:color="606060"/>
+            </w:tcBorders>
           </w:tcPr>
           <w:p>
             <w:pPr>
@@ -1068,12 +1068,6 @@
         </w:tc>
         <w:tc>
           <w:tcPr>
-            <w:tcBorders>
-              <w:top w:val="none" w:color="000000" w:sz="4" w:space="0"/>
-              <w:left w:val="none" w:color="000000" w:sz="4" w:space="0"/>
-              <w:bottom w:val="single" w:color="000000" w:sz="8" w:space="0"/>
-              <w:right w:val="single" w:color="000000" w:sz="8" w:space="0"/>
-            </w:tcBorders>
             <w:tcMar>
               <w:left w:w="108" w:type="dxa"/>
               <w:top w:w="0" w:type="dxa"/>
@@ -1084,6 +1078,12 @@
             <w:vAlign w:val="top"/>
             <w:noWrap w:val="false"/>
             <w:textDirection w:val="lrTb"/>
+            <w:tcBorders>
+              <w:top w:val="single" w:sz="4" w:color="606060"/>
+              <w:left w:val="single" w:sz="4" w:color="606060"/>
+              <w:bottom w:val="single" w:sz="4" w:color="606060"/>
+              <w:right w:val="single" w:sz="4" w:color="606060"/>
+            </w:tcBorders>
           </w:tcPr>
           <w:p>
             <w:pPr>
@@ -1101,12 +1101,6 @@
         </w:tc>
         <w:tc>
           <w:tcPr>
-            <w:tcBorders>
-              <w:top w:val="none" w:color="000000" w:sz="4" w:space="0"/>
-              <w:left w:val="none" w:color="000000" w:sz="4" w:space="0"/>
-              <w:bottom w:val="single" w:color="000000" w:sz="8" w:space="0"/>
-              <w:right w:val="single" w:color="000000" w:sz="8" w:space="0"/>
-            </w:tcBorders>
             <w:tcMar>
               <w:left w:w="108" w:type="dxa"/>
               <w:top w:w="0" w:type="dxa"/>
@@ -1117,6 +1111,12 @@
             <w:vAlign w:val="top"/>
             <w:noWrap w:val="false"/>
             <w:textDirection w:val="lrTb"/>
+            <w:tcBorders>
+              <w:top w:val="single" w:sz="4" w:color="606060"/>
+              <w:left w:val="single" w:sz="4" w:color="606060"/>
+              <w:bottom w:val="single" w:sz="4" w:color="606060"/>
+              <w:right w:val="single" w:sz="4" w:color="606060"/>
+            </w:tcBorders>
           </w:tcPr>
           <w:p>
             <w:pPr>
@@ -1134,12 +1134,6 @@
         </w:tc>
         <w:tc>
           <w:tcPr>
-            <w:tcBorders>
-              <w:top w:val="none" w:color="000000" w:sz="4" w:space="0"/>
-              <w:left w:val="none" w:color="000000" w:sz="4" w:space="0"/>
-              <w:bottom w:val="single" w:color="000000" w:sz="8" w:space="0"/>
-              <w:right w:val="single" w:color="000000" w:sz="8" w:space="0"/>
-            </w:tcBorders>
             <w:tcMar>
               <w:left w:w="108" w:type="dxa"/>
               <w:top w:w="0" w:type="dxa"/>
@@ -1150,6 +1144,12 @@
             <w:vAlign w:val="top"/>
             <w:noWrap w:val="false"/>
             <w:textDirection w:val="lrTb"/>
+            <w:tcBorders>
+              <w:top w:val="single" w:sz="4" w:color="606060"/>
+              <w:left w:val="single" w:sz="4" w:color="606060"/>
+              <w:bottom w:val="single" w:sz="4" w:color="606060"/>
+              <w:right w:val="single" w:sz="4" w:color="606060"/>
+            </w:tcBorders>
           </w:tcPr>
           <w:p>
             <w:pPr>
@@ -1167,12 +1167,6 @@
         </w:tc>
         <w:tc>
           <w:tcPr>
-            <w:tcBorders>
-              <w:top w:val="none" w:color="000000" w:sz="4" w:space="0"/>
-              <w:left w:val="none" w:color="000000" w:sz="4" w:space="0"/>
-              <w:bottom w:val="single" w:color="000000" w:sz="8" w:space="0"/>
-              <w:right w:val="single" w:color="000000" w:sz="8" w:space="0"/>
-            </w:tcBorders>
             <w:tcMar>
               <w:left w:w="108" w:type="dxa"/>
               <w:top w:w="0" w:type="dxa"/>
@@ -1183,6 +1177,12 @@
             <w:vAlign w:val="top"/>
             <w:noWrap w:val="false"/>
             <w:textDirection w:val="lrTb"/>
+            <w:tcBorders>
+              <w:top w:val="single" w:sz="4" w:color="606060"/>
+              <w:left w:val="single" w:sz="4" w:color="606060"/>
+              <w:bottom w:val="single" w:sz="4" w:color="606060"/>
+              <w:right w:val="single" w:sz="4" w:color="606060"/>
+            </w:tcBorders>
           </w:tcPr>
           <w:p>
             <w:pPr>
@@ -1206,12 +1206,6 @@
         </w:trPr>
         <w:tc>
           <w:tcPr>
-            <w:tcBorders>
-              <w:top w:val="none" w:color="000000" w:sz="4" w:space="0"/>
-              <w:left w:val="single" w:color="000000" w:sz="8" w:space="0"/>
-              <w:bottom w:val="single" w:color="000000" w:sz="8" w:space="0"/>
-              <w:right w:val="single" w:color="000000" w:sz="8" w:space="0"/>
-            </w:tcBorders>
             <w:tcMar>
               <w:left w:w="108" w:type="dxa"/>
               <w:top w:w="0" w:type="dxa"/>
@@ -1222,6 +1216,12 @@
             <w:vAlign w:val="top"/>
             <w:noWrap w:val="false"/>
             <w:textDirection w:val="lrTb"/>
+            <w:tcBorders>
+              <w:top w:val="single" w:sz="4" w:color="606060"/>
+              <w:left w:val="single" w:sz="4" w:color="606060"/>
+              <w:bottom w:val="single" w:sz="4" w:color="606060"/>
+              <w:right w:val="single" w:sz="4" w:color="606060"/>
+            </w:tcBorders>
           </w:tcPr>
           <w:p>
             <w:pPr>
@@ -1239,12 +1239,6 @@
         </w:tc>
         <w:tc>
           <w:tcPr>
-            <w:tcBorders>
-              <w:top w:val="none" w:color="000000" w:sz="4" w:space="0"/>
-              <w:left w:val="none" w:color="000000" w:sz="4" w:space="0"/>
-              <w:bottom w:val="single" w:color="000000" w:sz="8" w:space="0"/>
-              <w:right w:val="single" w:color="000000" w:sz="8" w:space="0"/>
-            </w:tcBorders>
             <w:tcMar>
               <w:left w:w="108" w:type="dxa"/>
               <w:top w:w="0" w:type="dxa"/>
@@ -1255,6 +1249,12 @@
             <w:vAlign w:val="top"/>
             <w:noWrap w:val="false"/>
             <w:textDirection w:val="lrTb"/>
+            <w:tcBorders>
+              <w:top w:val="single" w:sz="4" w:color="606060"/>
+              <w:left w:val="single" w:sz="4" w:color="606060"/>
+              <w:bottom w:val="single" w:sz="4" w:color="606060"/>
+              <w:right w:val="single" w:sz="4" w:color="606060"/>
+            </w:tcBorders>
           </w:tcPr>
           <w:p>
             <w:pPr>
@@ -1272,12 +1272,6 @@
         </w:tc>
         <w:tc>
           <w:tcPr>
-            <w:tcBorders>
-              <w:top w:val="none" w:color="000000" w:sz="4" w:space="0"/>
-              <w:left w:val="none" w:color="000000" w:sz="4" w:space="0"/>
-              <w:bottom w:val="single" w:color="000000" w:sz="8" w:space="0"/>
-              <w:right w:val="single" w:color="000000" w:sz="8" w:space="0"/>
-            </w:tcBorders>
             <w:tcMar>
               <w:left w:w="108" w:type="dxa"/>
               <w:top w:w="0" w:type="dxa"/>
@@ -1288,6 +1282,12 @@
             <w:vAlign w:val="top"/>
             <w:noWrap w:val="false"/>
             <w:textDirection w:val="lrTb"/>
+            <w:tcBorders>
+              <w:top w:val="single" w:sz="4" w:color="606060"/>
+              <w:left w:val="single" w:sz="4" w:color="606060"/>
+              <w:bottom w:val="single" w:sz="4" w:color="606060"/>
+              <w:right w:val="single" w:sz="4" w:color="606060"/>
+            </w:tcBorders>
           </w:tcPr>
           <w:p>
             <w:pPr>
@@ -1305,12 +1305,6 @@
         </w:tc>
         <w:tc>
           <w:tcPr>
-            <w:tcBorders>
-              <w:top w:val="none" w:color="000000" w:sz="4" w:space="0"/>
-              <w:left w:val="none" w:color="000000" w:sz="4" w:space="0"/>
-              <w:bottom w:val="single" w:color="000000" w:sz="8" w:space="0"/>
-              <w:right w:val="single" w:color="000000" w:sz="8" w:space="0"/>
-            </w:tcBorders>
             <w:tcMar>
               <w:left w:w="108" w:type="dxa"/>
               <w:top w:w="0" w:type="dxa"/>
@@ -1321,6 +1315,12 @@
             <w:vAlign w:val="top"/>
             <w:noWrap w:val="false"/>
             <w:textDirection w:val="lrTb"/>
+            <w:tcBorders>
+              <w:top w:val="single" w:sz="4" w:color="606060"/>
+              <w:left w:val="single" w:sz="4" w:color="606060"/>
+              <w:bottom w:val="single" w:sz="4" w:color="606060"/>
+              <w:right w:val="single" w:sz="4" w:color="606060"/>
+            </w:tcBorders>
           </w:tcPr>
           <w:p>
             <w:pPr>
@@ -1338,12 +1338,6 @@
         </w:tc>
         <w:tc>
           <w:tcPr>
-            <w:tcBorders>
-              <w:top w:val="none" w:color="000000" w:sz="4" w:space="0"/>
-              <w:left w:val="none" w:color="000000" w:sz="4" w:space="0"/>
-              <w:bottom w:val="single" w:color="000000" w:sz="8" w:space="0"/>
-              <w:right w:val="single" w:color="000000" w:sz="8" w:space="0"/>
-            </w:tcBorders>
             <w:tcMar>
               <w:left w:w="108" w:type="dxa"/>
               <w:top w:w="0" w:type="dxa"/>
@@ -1354,6 +1348,12 @@
             <w:vAlign w:val="top"/>
             <w:noWrap w:val="false"/>
             <w:textDirection w:val="lrTb"/>
+            <w:tcBorders>
+              <w:top w:val="single" w:sz="4" w:color="606060"/>
+              <w:left w:val="single" w:sz="4" w:color="606060"/>
+              <w:bottom w:val="single" w:sz="4" w:color="606060"/>
+              <w:right w:val="single" w:sz="4" w:color="606060"/>
+            </w:tcBorders>
           </w:tcPr>
           <w:p>
             <w:pPr>
@@ -1377,12 +1377,6 @@
         </w:trPr>
         <w:tc>
           <w:tcPr>
-            <w:tcBorders>
-              <w:top w:val="none" w:color="000000" w:sz="4" w:space="0"/>
-              <w:left w:val="single" w:color="000000" w:sz="8" w:space="0"/>
-              <w:bottom w:val="single" w:color="000000" w:sz="8" w:space="0"/>
-              <w:right w:val="single" w:color="000000" w:sz="8" w:space="0"/>
-            </w:tcBorders>
             <w:tcMar>
               <w:left w:w="108" w:type="dxa"/>
               <w:top w:w="0" w:type="dxa"/>
@@ -1393,6 +1387,12 @@
             <w:vAlign w:val="top"/>
             <w:noWrap w:val="false"/>
             <w:textDirection w:val="lrTb"/>
+            <w:tcBorders>
+              <w:top w:val="single" w:sz="4" w:color="606060"/>
+              <w:left w:val="single" w:sz="4" w:color="606060"/>
+              <w:bottom w:val="single" w:sz="4" w:color="606060"/>
+              <w:right w:val="single" w:sz="4" w:color="606060"/>
+            </w:tcBorders>
           </w:tcPr>
           <w:p>
             <w:pPr>
@@ -1410,12 +1410,6 @@
         </w:tc>
         <w:tc>
           <w:tcPr>
-            <w:tcBorders>
-              <w:top w:val="none" w:color="000000" w:sz="4" w:space="0"/>
-              <w:left w:val="none" w:color="000000" w:sz="4" w:space="0"/>
-              <w:bottom w:val="single" w:color="000000" w:sz="8" w:space="0"/>
-              <w:right w:val="single" w:color="000000" w:sz="8" w:space="0"/>
-            </w:tcBorders>
             <w:tcMar>
               <w:left w:w="108" w:type="dxa"/>
               <w:top w:w="0" w:type="dxa"/>
@@ -1426,6 +1420,12 @@
             <w:vAlign w:val="top"/>
             <w:noWrap w:val="false"/>
             <w:textDirection w:val="lrTb"/>
+            <w:tcBorders>
+              <w:top w:val="single" w:sz="4" w:color="606060"/>
+              <w:left w:val="single" w:sz="4" w:color="606060"/>
+              <w:bottom w:val="single" w:sz="4" w:color="606060"/>
+              <w:right w:val="single" w:sz="4" w:color="606060"/>
+            </w:tcBorders>
           </w:tcPr>
           <w:p>
             <w:pPr>
@@ -1443,12 +1443,6 @@
         </w:tc>
         <w:tc>
           <w:tcPr>
-            <w:tcBorders>
-              <w:top w:val="none" w:color="000000" w:sz="4" w:space="0"/>
-              <w:left w:val="none" w:color="000000" w:sz="4" w:space="0"/>
-              <w:bottom w:val="single" w:color="000000" w:sz="8" w:space="0"/>
-              <w:right w:val="single" w:color="000000" w:sz="8" w:space="0"/>
-            </w:tcBorders>
             <w:tcMar>
               <w:left w:w="108" w:type="dxa"/>
               <w:top w:w="0" w:type="dxa"/>
@@ -1459,6 +1453,12 @@
             <w:vAlign w:val="top"/>
             <w:noWrap w:val="false"/>
             <w:textDirection w:val="lrTb"/>
+            <w:tcBorders>
+              <w:top w:val="single" w:sz="4" w:color="606060"/>
+              <w:left w:val="single" w:sz="4" w:color="606060"/>
+              <w:bottom w:val="single" w:sz="4" w:color="606060"/>
+              <w:right w:val="single" w:sz="4" w:color="606060"/>
+            </w:tcBorders>
           </w:tcPr>
           <w:p>
             <w:pPr>
@@ -1476,12 +1476,6 @@
         </w:tc>
         <w:tc>
           <w:tcPr>
-            <w:tcBorders>
-              <w:top w:val="none" w:color="000000" w:sz="4" w:space="0"/>
-              <w:left w:val="none" w:color="000000" w:sz="4" w:space="0"/>
-              <w:bottom w:val="single" w:color="000000" w:sz="8" w:space="0"/>
-              <w:right w:val="single" w:color="000000" w:sz="8" w:space="0"/>
-            </w:tcBorders>
             <w:tcMar>
               <w:left w:w="108" w:type="dxa"/>
               <w:top w:w="0" w:type="dxa"/>
@@ -1492,6 +1486,12 @@
             <w:vAlign w:val="top"/>
             <w:noWrap w:val="false"/>
             <w:textDirection w:val="lrTb"/>
+            <w:tcBorders>
+              <w:top w:val="single" w:sz="4" w:color="606060"/>
+              <w:left w:val="single" w:sz="4" w:color="606060"/>
+              <w:bottom w:val="single" w:sz="4" w:color="606060"/>
+              <w:right w:val="single" w:sz="4" w:color="606060"/>
+            </w:tcBorders>
           </w:tcPr>
           <w:p>
             <w:pPr>
@@ -1509,12 +1509,6 @@
         </w:tc>
         <w:tc>
           <w:tcPr>
-            <w:tcBorders>
-              <w:top w:val="none" w:color="000000" w:sz="4" w:space="0"/>
-              <w:left w:val="none" w:color="000000" w:sz="4" w:space="0"/>
-              <w:bottom w:val="single" w:color="000000" w:sz="8" w:space="0"/>
-              <w:right w:val="single" w:color="000000" w:sz="8" w:space="0"/>
-            </w:tcBorders>
             <w:tcMar>
               <w:left w:w="108" w:type="dxa"/>
               <w:top w:w="0" w:type="dxa"/>
@@ -1525,6 +1519,12 @@
             <w:vAlign w:val="top"/>
             <w:noWrap w:val="false"/>
             <w:textDirection w:val="lrTb"/>
+            <w:tcBorders>
+              <w:top w:val="single" w:sz="4" w:color="606060"/>
+              <w:left w:val="single" w:sz="4" w:color="606060"/>
+              <w:bottom w:val="single" w:sz="4" w:color="606060"/>
+              <w:right w:val="single" w:sz="4" w:color="606060"/>
+            </w:tcBorders>
           </w:tcPr>
           <w:p>
             <w:pPr>
@@ -1570,6 +1570,12 @@
             <w:tcW w:type="dxa" w:w="4932"/>
             <w:vAlign w:val="top"/>
             <w:textDirection w:val="lrTb"/>
+            <w:tcBorders>
+              <w:top w:val="nil" w:sz="4" w:color="606060"/>
+              <w:left w:val="nil" w:sz="4" w:color="606060"/>
+              <w:bottom w:val="nil" w:sz="4" w:color="606060"/>
+              <w:right w:val="nil" w:sz="4" w:color="606060"/>
+            </w:tcBorders>
           </w:tcPr>
           <w:p>
             <w:pPr>
@@ -1590,6 +1596,12 @@
             <w:tcW w:type="dxa" w:w="4706"/>
             <w:vAlign w:val="top"/>
             <w:textDirection w:val="lrTb"/>
+            <w:tcBorders>
+              <w:top w:val="nil" w:sz="4" w:color="606060"/>
+              <w:left w:val="nil" w:sz="4" w:color="606060"/>
+              <w:bottom w:val="nil" w:sz="4" w:color="606060"/>
+              <w:right w:val="nil" w:sz="4" w:color="606060"/>
+            </w:tcBorders>
           </w:tcPr>
           <w:p>
             <w:pPr>
@@ -1618,6 +1630,12 @@
             <w:tcW w:type="dxa" w:w="4932"/>
             <w:vAlign w:val="top"/>
             <w:textDirection w:val="lrTb"/>
+            <w:tcBorders>
+              <w:top w:val="nil" w:sz="4" w:color="606060"/>
+              <w:left w:val="nil" w:sz="4" w:color="606060"/>
+              <w:bottom w:val="nil" w:sz="4" w:color="606060"/>
+              <w:right w:val="nil" w:sz="4" w:color="606060"/>
+            </w:tcBorders>
           </w:tcPr>
           <w:p>
             <w:pPr>
@@ -1636,9 +1654,14 @@
         <w:tc>
           <w:tcPr>
             <w:tcW w:type="dxa" w:w="4706"/>
-            <w:shd w:fill="FFF1D6"/>
             <w:vAlign w:val="top"/>
             <w:textDirection w:val="lrTb"/>
+            <w:tcBorders>
+              <w:top w:val="nil" w:sz="4" w:color="606060"/>
+              <w:left w:val="nil" w:sz="4" w:color="606060"/>
+              <w:bottom w:val="nil" w:sz="4" w:color="606060"/>
+              <w:right w:val="nil" w:sz="4" w:color="606060"/>
+            </w:tcBorders>
           </w:tcPr>
           <w:p>
             <w:pPr>
@@ -1648,10 +1671,9 @@
               <w:rPr>
                 <w:rFonts w:ascii="Times New Roman" w:hAnsi="Times New Roman"/>
                 <w:b w:val="0"/>
-                <w:color w:val="8F4500"/>
                 <w:sz w:val="22"/>
               </w:rPr>
-              <w:t>Ф. И. О. необходимо подтвердить по акту о назначении</w:t>
+              <w:t>Башун Александр Александрович</w:t>
               <w:br/>
               <w:br/>
               <w:t>________________ / подпись /</w:t>
